--- a/Java + Python Challenge.docx
+++ b/Java + Python Challenge.docx
@@ -98,26 +98,37 @@
           <w:ilvl w:val="0"/>
           <w:numId w:val="1"/>
         </w:numPr>
-      </w:pPr>
-      <w:r>
-        <w:rPr>
-          <w:b/>
-          <w:bCs/>
+        <w:rPr>
+          <w:strike/>
+        </w:rPr>
+      </w:pPr>
+      <w:r>
+        <w:rPr>
+          <w:b/>
+          <w:bCs/>
+          <w:strike/>
         </w:rPr>
         <w:t>Day 3:</w:t>
       </w:r>
       <w:r>
+        <w:rPr>
+          <w:strike/>
+        </w:rPr>
         <w:t xml:space="preserve"> Write a script that prints all prime numbers up to </w:t>
       </w:r>
       <m:oMath>
         <m:r>
           <w:rPr>
             <w:rFonts w:ascii="Cambria Math" w:hAnsi="Cambria Math"/>
+            <w:strike/>
           </w:rPr>
           <m:t>N</m:t>
         </m:r>
       </m:oMath>
       <w:r>
+        <w:rPr>
+          <w:strike/>
+        </w:rPr>
         <w:t xml:space="preserve"> using a while or for loop with a break statement.</w:t>
       </w:r>
     </w:p>
@@ -140,19 +151,11 @@
       </w:r>
       <w:proofErr w:type="spellStart"/>
       <w:r>
-        <w:t>calculate_</w:t>
-      </w:r>
-      <w:proofErr w:type="gramStart"/>
-      <w:r>
-        <w:t>bmi</w:t>
+        <w:t>calculate_bmi</w:t>
       </w:r>
       <w:proofErr w:type="spellEnd"/>
       <w:r>
-        <w:t>(</w:t>
-      </w:r>
-      <w:proofErr w:type="gramEnd"/>
-      <w:r>
-        <w:t>weight, height) that returns a formatted classification string.</w:t>
+        <w:t>(weight, height) that returns a formatted classification string.</w:t>
       </w:r>
     </w:p>
     <w:p>
@@ -282,23 +285,7 @@
         <w:t>(GFG)</w:t>
       </w:r>
       <w:r>
-        <w:t xml:space="preserve"> — Implement manual comparison logic without using </w:t>
-      </w:r>
-      <w:proofErr w:type="gramStart"/>
-      <w:r>
-        <w:t>min(</w:t>
-      </w:r>
-      <w:proofErr w:type="gramEnd"/>
-      <w:r>
-        <w:t xml:space="preserve">) or </w:t>
-      </w:r>
-      <w:proofErr w:type="gramStart"/>
-      <w:r>
-        <w:t>max(</w:t>
-      </w:r>
-      <w:proofErr w:type="gramEnd"/>
-      <w:r>
-        <w:t>).</w:t>
+        <w:t xml:space="preserve"> — Implement manual comparison logic without using min() or max().</w:t>
       </w:r>
     </w:p>
     <w:p>
@@ -463,15 +450,7 @@
         <w:t>(LC #349)</w:t>
       </w:r>
       <w:r>
-        <w:t xml:space="preserve"> — Solve using language Set operations (HashSet / </w:t>
-      </w:r>
-      <w:proofErr w:type="gramStart"/>
-      <w:r>
-        <w:t>set(</w:t>
-      </w:r>
-      <w:proofErr w:type="gramEnd"/>
-      <w:r>
-        <w:t>)).</w:t>
+        <w:t xml:space="preserve"> — Solve using language Set operations (HashSet / set()).</w:t>
       </w:r>
     </w:p>
     <w:p>
@@ -901,31 +880,7 @@
         <w:t>Day 29:</w:t>
       </w:r>
       <w:r>
-        <w:t xml:space="preserve"> Implement Stack using Array / List — Code custom </w:t>
-      </w:r>
-      <w:proofErr w:type="gramStart"/>
-      <w:r>
-        <w:t>push(</w:t>
-      </w:r>
-      <w:proofErr w:type="gramEnd"/>
-      <w:r>
-        <w:t xml:space="preserve">), </w:t>
-      </w:r>
-      <w:proofErr w:type="gramStart"/>
-      <w:r>
-        <w:t>pop(</w:t>
-      </w:r>
-      <w:proofErr w:type="gramEnd"/>
-      <w:r>
-        <w:t xml:space="preserve">), and </w:t>
-      </w:r>
-      <w:proofErr w:type="gramStart"/>
-      <w:r>
-        <w:t>peek(</w:t>
-      </w:r>
-      <w:proofErr w:type="gramEnd"/>
-      <w:r>
-        <w:t>) methods.</w:t>
+        <w:t xml:space="preserve"> Implement Stack using Array / List — Code custom push(), pop(), and peek() methods.</w:t>
       </w:r>
     </w:p>
     <w:p>
@@ -1928,12 +1883,10 @@
         <w:t xml:space="preserve"> Read a 4-byte header from a file and unpack it into an integer (using </w:t>
       </w:r>
       <w:proofErr w:type="spellStart"/>
-      <w:proofErr w:type="gramStart"/>
       <w:r>
         <w:t>struct.unpack</w:t>
       </w:r>
       <w:proofErr w:type="spellEnd"/>
-      <w:proofErr w:type="gramEnd"/>
       <w:r>
         <w:t xml:space="preserve">() in Python and </w:t>
       </w:r>
@@ -2162,15 +2115,7 @@
         <w:t>Day 71:</w:t>
       </w:r>
       <w:r>
-        <w:t xml:space="preserve"> Write Regex patterns to match and extract IPv4 addresses, domain names, and MAC addresses from </w:t>
-      </w:r>
-      <w:proofErr w:type="gramStart"/>
-      <w:r>
-        <w:t>a</w:t>
-      </w:r>
-      <w:proofErr w:type="gramEnd"/>
-      <w:r>
-        <w:t xml:space="preserve"> unstructured string.</w:t>
+        <w:t xml:space="preserve"> Write Regex patterns to match and extract IPv4 addresses, domain names, and MAC addresses from a unstructured string.</w:t>
       </w:r>
     </w:p>
     <w:p>

--- a/Java + Python Challenge.docx
+++ b/Java + Python Challenge.docx
@@ -138,24 +138,51 @@
           <w:ilvl w:val="0"/>
           <w:numId w:val="1"/>
         </w:numPr>
-      </w:pPr>
-      <w:r>
-        <w:rPr>
-          <w:b/>
-          <w:bCs/>
+        <w:rPr>
+          <w:strike/>
+        </w:rPr>
+      </w:pPr>
+      <w:r>
+        <w:rPr>
+          <w:b/>
+          <w:bCs/>
+          <w:strike/>
         </w:rPr>
         <w:t>Day 4:</w:t>
       </w:r>
       <w:r>
+        <w:rPr>
+          <w:strike/>
+        </w:rPr>
         <w:t xml:space="preserve"> Write a custom function </w:t>
       </w:r>
       <w:proofErr w:type="spellStart"/>
       <w:r>
-        <w:t>calculate_bmi</w:t>
+        <w:rPr>
+          <w:strike/>
+        </w:rPr>
+        <w:t>calculate_</w:t>
+      </w:r>
+      <w:proofErr w:type="gramStart"/>
+      <w:r>
+        <w:rPr>
+          <w:strike/>
+        </w:rPr>
+        <w:t>bmi</w:t>
       </w:r>
       <w:proofErr w:type="spellEnd"/>
       <w:r>
-        <w:t>(weight, height) that returns a formatted classification string.</w:t>
+        <w:rPr>
+          <w:strike/>
+        </w:rPr>
+        <w:t>(</w:t>
+      </w:r>
+      <w:proofErr w:type="gramEnd"/>
+      <w:r>
+        <w:rPr>
+          <w:strike/>
+        </w:rPr>
+        <w:t>weight, height) that returns a formatted classification string.</w:t>
       </w:r>
     </w:p>
     <w:p>
@@ -285,7 +312,23 @@
         <w:t>(GFG)</w:t>
       </w:r>
       <w:r>
-        <w:t xml:space="preserve"> — Implement manual comparison logic without using min() or max().</w:t>
+        <w:t xml:space="preserve"> — Implement manual comparison logic without using </w:t>
+      </w:r>
+      <w:proofErr w:type="gramStart"/>
+      <w:r>
+        <w:t>min(</w:t>
+      </w:r>
+      <w:proofErr w:type="gramEnd"/>
+      <w:r>
+        <w:t xml:space="preserve">) or </w:t>
+      </w:r>
+      <w:proofErr w:type="gramStart"/>
+      <w:r>
+        <w:t>max(</w:t>
+      </w:r>
+      <w:proofErr w:type="gramEnd"/>
+      <w:r>
+        <w:t>).</w:t>
       </w:r>
     </w:p>
     <w:p>
@@ -450,7 +493,15 @@
         <w:t>(LC #349)</w:t>
       </w:r>
       <w:r>
-        <w:t xml:space="preserve"> — Solve using language Set operations (HashSet / set()).</w:t>
+        <w:t xml:space="preserve"> — Solve using language Set operations (HashSet / </w:t>
+      </w:r>
+      <w:proofErr w:type="gramStart"/>
+      <w:r>
+        <w:t>set(</w:t>
+      </w:r>
+      <w:proofErr w:type="gramEnd"/>
+      <w:r>
+        <w:t>)).</w:t>
       </w:r>
     </w:p>
     <w:p>
@@ -880,7 +931,31 @@
         <w:t>Day 29:</w:t>
       </w:r>
       <w:r>
-        <w:t xml:space="preserve"> Implement Stack using Array / List — Code custom push(), pop(), and peek() methods.</w:t>
+        <w:t xml:space="preserve"> Implement Stack using Array / List — Code custom </w:t>
+      </w:r>
+      <w:proofErr w:type="gramStart"/>
+      <w:r>
+        <w:t>push(</w:t>
+      </w:r>
+      <w:proofErr w:type="gramEnd"/>
+      <w:r>
+        <w:t xml:space="preserve">), </w:t>
+      </w:r>
+      <w:proofErr w:type="gramStart"/>
+      <w:r>
+        <w:t>pop(</w:t>
+      </w:r>
+      <w:proofErr w:type="gramEnd"/>
+      <w:r>
+        <w:t xml:space="preserve">), and </w:t>
+      </w:r>
+      <w:proofErr w:type="gramStart"/>
+      <w:r>
+        <w:t>peek(</w:t>
+      </w:r>
+      <w:proofErr w:type="gramEnd"/>
+      <w:r>
+        <w:t>) methods.</w:t>
       </w:r>
     </w:p>
     <w:p>
@@ -1883,10 +1958,12 @@
         <w:t xml:space="preserve"> Read a 4-byte header from a file and unpack it into an integer (using </w:t>
       </w:r>
       <w:proofErr w:type="spellStart"/>
+      <w:proofErr w:type="gramStart"/>
       <w:r>
         <w:t>struct.unpack</w:t>
       </w:r>
       <w:proofErr w:type="spellEnd"/>
+      <w:proofErr w:type="gramEnd"/>
       <w:r>
         <w:t xml:space="preserve">() in Python and </w:t>
       </w:r>
@@ -2115,7 +2192,15 @@
         <w:t>Day 71:</w:t>
       </w:r>
       <w:r>
-        <w:t xml:space="preserve"> Write Regex patterns to match and extract IPv4 addresses, domain names, and MAC addresses from a unstructured string.</w:t>
+        <w:t xml:space="preserve"> Write Regex patterns to match and extract IPv4 addresses, domain names, and MAC addresses from </w:t>
+      </w:r>
+      <w:proofErr w:type="gramStart"/>
+      <w:r>
+        <w:t>a</w:t>
+      </w:r>
+      <w:proofErr w:type="gramEnd"/>
+      <w:r>
+        <w:t xml:space="preserve"> unstructured string.</w:t>
       </w:r>
     </w:p>
     <w:p>

--- a/Java + Python Challenge.docx
+++ b/Java + Python Challenge.docx
@@ -205,11 +205,18 @@
         <w:rPr>
           <w:b/>
           <w:bCs/>
+          <w:strike/>
         </w:rPr>
         <w:t>Day 5:</w:t>
       </w:r>
       <w:r>
-        <w:t xml:space="preserve"> Create a fixed-size array in Java and a list in Python; fill them with random integers and print their values and length.</w:t>
+        <w:t xml:space="preserve"> </w:t>
+      </w:r>
+      <w:r>
+        <w:rPr>
+          <w:strike/>
+        </w:rPr>
+        <w:t>Create a fixed-size array in Java and a list in Python; fill them with random integers and print their values and length.</w:t>
       </w:r>
     </w:p>
     <w:p>

--- a/Java + Python Challenge.docx
+++ b/Java + Python Challenge.docx
@@ -225,25 +225,36 @@
           <w:ilvl w:val="0"/>
           <w:numId w:val="2"/>
         </w:numPr>
-      </w:pPr>
-      <w:r>
-        <w:rPr>
-          <w:b/>
-          <w:bCs/>
+        <w:rPr>
+          <w:strike/>
+        </w:rPr>
+      </w:pPr>
+      <w:r>
+        <w:rPr>
+          <w:b/>
+          <w:bCs/>
+          <w:strike/>
         </w:rPr>
         <w:t>Day 6:</w:t>
       </w:r>
       <w:r>
+        <w:rPr>
+          <w:strike/>
+        </w:rPr>
         <w:t xml:space="preserve"> Sum of Array Elements </w:t>
       </w:r>
       <w:r>
         <w:rPr>
           <w:i/>
           <w:iCs/>
+          <w:strike/>
         </w:rPr>
         <w:t>(GFG)</w:t>
       </w:r>
       <w:r>
+        <w:rPr>
+          <w:strike/>
+        </w:rPr>
         <w:t xml:space="preserve"> — Traverse an array using both standard index loops and foreach loops.</w:t>
       </w:r>
     </w:p>
@@ -253,15 +264,22 @@
           <w:ilvl w:val="0"/>
           <w:numId w:val="2"/>
         </w:numPr>
-      </w:pPr>
-      <w:r>
-        <w:rPr>
-          <w:b/>
-          <w:bCs/>
+        <w:rPr>
+          <w:strike/>
+        </w:rPr>
+      </w:pPr>
+      <w:r>
+        <w:rPr>
+          <w:b/>
+          <w:bCs/>
+          <w:strike/>
         </w:rPr>
         <w:t>Day 7:</w:t>
       </w:r>
       <w:r>
+        <w:rPr>
+          <w:strike/>
+        </w:rPr>
         <w:t xml:space="preserve"> Write a script to insert, delete, and slice elements from a dynamic list without using high-level list methods.</w:t>
       </w:r>
     </w:p>
@@ -271,26 +289,37 @@
           <w:ilvl w:val="0"/>
           <w:numId w:val="2"/>
         </w:numPr>
-      </w:pPr>
-      <w:r>
-        <w:rPr>
-          <w:b/>
-          <w:bCs/>
+        <w:rPr>
+          <w:strike/>
+        </w:rPr>
+      </w:pPr>
+      <w:r>
+        <w:rPr>
+          <w:b/>
+          <w:bCs/>
+          <w:strike/>
         </w:rPr>
         <w:t>Day 8:</w:t>
       </w:r>
       <w:r>
+        <w:rPr>
+          <w:strike/>
+        </w:rPr>
         <w:t xml:space="preserve"> Matrix Diagnostics — Given a </w:t>
       </w:r>
       <m:oMath>
         <m:r>
           <w:rPr>
             <w:rFonts w:ascii="Cambria Math" w:hAnsi="Cambria Math"/>
+            <w:strike/>
           </w:rPr>
           <m:t>3×3</m:t>
         </m:r>
       </m:oMath>
       <w:r>
+        <w:rPr>
+          <w:strike/>
+        </w:rPr>
         <w:t xml:space="preserve"> grid, write a function to sum the primary and secondary diagonals.</w:t>
       </w:r>
     </w:p>

--- a/Java + Python Challenge.docx
+++ b/Java + Python Challenge.docx
@@ -329,41 +329,64 @@
           <w:ilvl w:val="0"/>
           <w:numId w:val="2"/>
         </w:numPr>
-      </w:pPr>
-      <w:r>
-        <w:rPr>
-          <w:b/>
-          <w:bCs/>
+        <w:rPr>
+          <w:strike/>
+        </w:rPr>
+      </w:pPr>
+      <w:r>
+        <w:rPr>
+          <w:b/>
+          <w:bCs/>
+          <w:strike/>
         </w:rPr>
         <w:t>Day 9:</w:t>
       </w:r>
       <w:r>
+        <w:rPr>
+          <w:strike/>
+        </w:rPr>
         <w:t xml:space="preserve"> Find Minimum and Maximum Element in an Array </w:t>
       </w:r>
       <w:r>
         <w:rPr>
           <w:i/>
           <w:iCs/>
+          <w:strike/>
         </w:rPr>
         <w:t>(GFG)</w:t>
       </w:r>
       <w:r>
+        <w:rPr>
+          <w:strike/>
+        </w:rPr>
         <w:t xml:space="preserve"> — Implement manual comparison logic without using </w:t>
       </w:r>
       <w:proofErr w:type="gramStart"/>
       <w:r>
+        <w:rPr>
+          <w:strike/>
+        </w:rPr>
         <w:t>min(</w:t>
       </w:r>
       <w:proofErr w:type="gramEnd"/>
       <w:r>
+        <w:rPr>
+          <w:strike/>
+        </w:rPr>
         <w:t xml:space="preserve">) or </w:t>
       </w:r>
       <w:proofErr w:type="gramStart"/>
       <w:r>
+        <w:rPr>
+          <w:strike/>
+        </w:rPr>
         <w:t>max(</w:t>
       </w:r>
       <w:proofErr w:type="gramEnd"/>
       <w:r>
+        <w:rPr>
+          <w:strike/>
+        </w:rPr>
         <w:t>).</w:t>
       </w:r>
     </w:p>

--- a/Java + Python Challenge.docx
+++ b/Java + Python Challenge.docx
@@ -405,25 +405,36 @@
           <w:ilvl w:val="0"/>
           <w:numId w:val="3"/>
         </w:numPr>
-      </w:pPr>
-      <w:r>
-        <w:rPr>
-          <w:b/>
-          <w:bCs/>
+        <w:rPr>
+          <w:strike/>
+        </w:rPr>
+      </w:pPr>
+      <w:r>
+        <w:rPr>
+          <w:b/>
+          <w:bCs/>
+          <w:strike/>
         </w:rPr>
         <w:t>Day 10:</w:t>
       </w:r>
       <w:r>
+        <w:rPr>
+          <w:strike/>
+        </w:rPr>
         <w:t xml:space="preserve"> Reverse a String </w:t>
       </w:r>
       <w:r>
         <w:rPr>
           <w:i/>
           <w:iCs/>
+          <w:strike/>
         </w:rPr>
         <w:t>(LC #344)</w:t>
       </w:r>
       <w:r>
+        <w:rPr>
+          <w:strike/>
+        </w:rPr>
         <w:t xml:space="preserve"> — Compare in-place string manipulation mechanics across both languages.</w:t>
       </w:r>
     </w:p>
